--- a/paper/manuscript_zh.docx
+++ b/paper/manuscript_zh.docx
@@ -62,7 +62,7 @@
           <w:color w:val="282828"/>
           <w:lang w:eastAsia="zh-CN"/>
         </w:rPr>
-        <w:t>大众汽车</w:t>
+        <w:t>独立研究者</w:t>
       </w:r>
       <w:proofErr w:type="gramEnd"/>
       <w:r>
@@ -71,14 +71,12 @@
           <w:color w:val="282828"/>
           <w:lang w:eastAsia="zh-CN"/>
         </w:rPr>
-        <w:t>（中国</w:t>
       </w:r>
       <w:r>
         <w:rPr>
           <w:color w:val="282828"/>
           <w:lang w:eastAsia="zh-CN"/>
         </w:rPr>
-        <w:t>）</w:t>
       </w:r>
       <w:proofErr w:type="gramStart"/>
       <w:r>
@@ -87,21 +85,18 @@
           <w:color w:val="282828"/>
           <w:lang w:eastAsia="zh-CN"/>
         </w:rPr>
-        <w:t>投资有限公司</w:t>
       </w:r>
       <w:r>
         <w:rPr>
           <w:color w:val="282828"/>
           <w:lang w:eastAsia="zh-CN"/>
         </w:rPr>
-        <w:t xml:space="preserve">  </w:t>
       </w:r>
       <w:r>
         <w:rPr>
           <w:color w:val="282828"/>
           <w:lang w:eastAsia="zh-CN"/>
         </w:rPr>
-        <w:t>（</w:t>
       </w:r>
       <w:r>
         <w:rPr>
@@ -109,14 +104,12 @@
           <w:color w:val="282828"/>
           <w:lang w:eastAsia="zh-CN"/>
         </w:rPr>
-        <w:t>北京</w:t>
       </w:r>
       <w:r>
         <w:rPr>
           <w:color w:val="282828"/>
           <w:lang w:eastAsia="zh-CN"/>
         </w:rPr>
-        <w:t xml:space="preserve">  </w:t>
       </w:r>
       <w:r>
         <w:rPr>
@@ -124,7 +117,6 @@
           <w:color w:val="282828"/>
           <w:lang w:eastAsia="zh-CN"/>
         </w:rPr>
-        <w:t>100010</w:t>
       </w:r>
       <w:proofErr w:type="gramEnd"/>
       <w:r>
@@ -132,7 +124,6 @@
           <w:color w:val="282828"/>
           <w:lang w:eastAsia="zh-CN"/>
         </w:rPr>
-        <w:t>）</w:t>
       </w:r>
     </w:p>
     <w:p>
